--- a/public/materialy/1L/2/_ucitel/5. Software a licence - plán hodiny.docx
+++ b/public/materialy/1L/2/_ucitel/5. Software a licence - plán hodiny.docx
@@ -1626,7 +1626,7 @@
         <w:t xml:space="preserve">Úvodní otázka o filmu je schválně provokativní. </w:t>
       </w:r>
       <w:r>
-        <w:t>Nechte zaznít oba názory a nesuďte — k právnímu rozlišení dojdete společně. Vyhněte se moralizování, žáky spolehlivě vypne.</w:t>
+        <w:t>Nech zaznít oba názory a nesuď — k právnímu rozlišení dojdeš společně. Vyhni se moralizování, žáky spolehlivě vypne.</w:t>
       </w:r>
     </w:p>
     <w:p>
@@ -1643,7 +1643,7 @@
           <w:b/>
           <w:bCs/>
         </w:rPr>
-        <w:t xml:space="preserve">Rozdíl „zdarma“ × „open source“ vysvětlete </w:t>
+        <w:t xml:space="preserve">Rozdíl „zdarma“ × „open source“ vysvětli </w:t>
       </w:r>
       <w:proofErr w:type="spellStart"/>
       <w:r>
@@ -1702,7 +1702,7 @@
         <w:t xml:space="preserve">Vazba na obor: </w:t>
       </w:r>
       <w:r>
-        <w:t>u strojařů/stavařů zmiňte ceny profesionálních licencí (CAD software stojí desítky tisíc ročně) a existenci studentských licencí zdarma — to je pro ně velmi praktická informace.</w:t>
+        <w:t>u strojařů/stavařů zmiň ceny profesionálních licencí (CAD software stojí desítky tisíc ročně) a existenci studentských licencí zdarma — to je pro ně velmi praktická informace.</w:t>
       </w:r>
     </w:p>
     <w:p>
@@ -1719,7 +1719,7 @@
           <w:b/>
           <w:bCs/>
         </w:rPr>
-        <w:t xml:space="preserve">Jak poznáte porozumění: </w:t>
+        <w:t xml:space="preserve">Jak poznáš porozumění: </w:t>
       </w:r>
       <w:r>
         <w:t>žák správně zařadí program, který v hodině nezazněl (např. „</w:t>
@@ -2804,7 +2804,7 @@
                 <w:sz w:val="21"/>
                 <w:szCs w:val="21"/>
               </w:rPr>
-              <w:t>Sporné případy jsou žádoucí — řešte je společně. Chrome = aplikační freeware; Spotify = aplikační, zdarma s reklamou / předplatné.</w:t>
+              <w:t>Sporné případy jsou žádoucí — řeš je společně. Chrome = aplikační freeware; Spotify = aplikační, zdarma s reklamou / předplatné.</w:t>
             </w:r>
           </w:p>
         </w:tc>
@@ -2870,7 +2870,7 @@
                 <w:sz w:val="21"/>
                 <w:szCs w:val="21"/>
               </w:rPr>
-              <w:t xml:space="preserve">Ukažte filtr licence (Nástroje → Práva k užití) nebo weby </w:t>
+              <w:t xml:space="preserve">Ukaž filtr licence (Nástroje → Práva k užití) nebo weby </w:t>
             </w:r>
             <w:proofErr w:type="spellStart"/>
             <w:r>
@@ -2984,7 +2984,7 @@
                 <w:sz w:val="21"/>
                 <w:szCs w:val="21"/>
               </w:rPr>
-              <w:t>Tabulku programů lze vyplnit z hlavy/výkladu; místo hledání obrázku dejte úkol napsat správnou citaci k promítnutému obrázku.</w:t>
+              <w:t>Tabulku programů lze vyplnit z hlavy/výkladu; místo hledání obrázku dej úkol napsat správnou citaci k promítnutému obrázku.</w:t>
             </w:r>
           </w:p>
         </w:tc>
@@ -3110,7 +3110,7 @@
           <w:i/>
           <w:iCs/>
         </w:rPr>
-        <w:t>(Vyplňte po hodině.)</w:t>
+        <w:t>(Vyplň po hodině.)</w:t>
       </w:r>
     </w:p>
     <w:sectPr>

--- a/public/materialy/1L/2/_ucitel/5. Software a licence - plán hodiny.docx
+++ b/public/materialy/1L/2/_ucitel/5. Software a licence - plán hodiny.docx
@@ -14,7 +14,7 @@
           <w:sz w:val="52"/>
           <w:szCs w:val="52"/>
         </w:rPr>
-        <w:t>Plán hodiny 5 — Software, licence a autorská práva</w:t>
+        <w:t>Plán hodiny 5 — Software, licence a autorská práva</w:t>
       </w:r>
     </w:p>
     <w:p>
@@ -32,7 +32,7 @@
           <w:sz w:val="26"/>
           <w:szCs w:val="26"/>
         </w:rPr>
-        <w:t>Úvod do informatiky a digitální gramotnost • 1. ročník SPŠ • 45 minut</w:t>
+        <w:t>Úvod do informatiky a digitální gramotnost • 1. ročník SPŠ • 45 minut</w:t>
       </w:r>
     </w:p>
     <w:p>
@@ -133,7 +133,7 @@
                 <w:sz w:val="21"/>
                 <w:szCs w:val="21"/>
               </w:rPr>
-              <w:t>Úvod do informatiky a digitální gramotnost (hodina 5 z 6)</w:t>
+              <w:t>Úvod do informatiky a digitální gramotnost (hodina 5 z 6)</w:t>
             </w:r>
           </w:p>
         </w:tc>
@@ -199,7 +199,7 @@
                 <w:sz w:val="21"/>
                 <w:szCs w:val="21"/>
               </w:rPr>
-              <w:t>Typy softwaru, licence a autorská práva</w:t>
+              <w:t>Typy softwaru, licence a autorská práva</w:t>
             </w:r>
           </w:p>
         </w:tc>
@@ -265,7 +265,7 @@
                 <w:sz w:val="21"/>
                 <w:szCs w:val="21"/>
               </w:rPr>
-              <w:t>1. ročník, střední průmyslová škola (strojní a stavební obory)</w:t>
+              <w:t>1. ročník, střední průmyslová škola (strojní a stavební obory)</w:t>
             </w:r>
           </w:p>
         </w:tc>
@@ -397,7 +397,7 @@
                 <w:sz w:val="21"/>
                 <w:szCs w:val="21"/>
               </w:rPr>
-              <w:t>Částečně povolené — jen k vysvětlení pojmu, kterému žák nerozumí. Úkoly žák vypracovává sám.</w:t>
+              <w:t>Částečně povolené — jen k vysvětlení pojmu, kterému žák nerozumí. Úkoly žák vypracovává sám.</w:t>
             </w:r>
           </w:p>
         </w:tc>
@@ -424,7 +424,7 @@
         <w:spacing w:after="100"/>
       </w:pPr>
       <w:r>
-        <w:t xml:space="preserve">Žák rozliší systémový a aplikační software, zařadí běžné programy podle typu licence (komerční, freeware, open source, předplatné) a ví, co smí a nesmí dělat s cizími díly na internetu. Najde obrázek s licencí </w:t>
+        <w:t xml:space="preserve">Žák rozliší systémový a aplikační software, zařadí běžné programy podle typu licence (komerční, freeware, open source, předplatné) a ví, co smí a nesmí dělat s cizími díly na internetu. Najde obrázek s licencí </w:t>
       </w:r>
       <w:proofErr w:type="spellStart"/>
       <w:r>
@@ -440,7 +440,7 @@
       </w:r>
       <w:proofErr w:type="spellEnd"/>
       <w:r>
-        <w:t xml:space="preserve"> a správně uvede jeho zdroj.</w:t>
+        <w:t xml:space="preserve"> a správně uvede jeho zdroj.</w:t>
       </w:r>
     </w:p>
     <w:p>
@@ -461,7 +461,7 @@
         <w:spacing w:after="40"/>
       </w:pPr>
       <w:r>
-        <w:t>rozlišit systémový a aplikační software na příkladech;</w:t>
+        <w:t>rozlišit systémový a aplikační software na příkladech;</w:t>
       </w:r>
     </w:p>
     <w:p>
@@ -474,7 +474,7 @@
         <w:spacing w:after="40"/>
       </w:pPr>
       <w:r>
-        <w:t>vysvětlit rozdíl mezi komerčním softwarem, freewarem, open source a předplatným;</w:t>
+        <w:t>vysvětlit rozdíl mezi komerčním softwarem, freewarem, open source a předplatným;</w:t>
       </w:r>
     </w:p>
     <w:p>
@@ -487,7 +487,7 @@
         <w:spacing w:after="40"/>
       </w:pPr>
       <w:r>
-        <w:t>říct, co chrání autorský zákon a co hrozí při jeho porušení;</w:t>
+        <w:t>říct, co chrání autorský zákon a co hrozí při jeho porušení;</w:t>
       </w:r>
     </w:p>
     <w:p>
@@ -500,7 +500,7 @@
         <w:spacing w:after="40"/>
       </w:pPr>
       <w:r>
-        <w:t xml:space="preserve">vysvětlit, k čemu slouží licence </w:t>
+        <w:t xml:space="preserve">vysvětlit, k čemu slouží licence </w:t>
       </w:r>
       <w:proofErr w:type="spellStart"/>
       <w:r>
@@ -529,7 +529,7 @@
         <w:spacing w:after="40"/>
       </w:pPr>
       <w:r>
-        <w:t>najít legálně použitelný obrázek a správně uvést zdroj.</w:t>
+        <w:t>najít legálně použitelný obrázek a správně uvést zdroj.</w:t>
       </w:r>
     </w:p>
     <w:p>
@@ -606,7 +606,7 @@
         <w:spacing w:after="40"/>
       </w:pPr>
       <w:r>
-        <w:t>Počítače s internetem, dataprojektor.</w:t>
+        <w:t>Počítače s internetem, dataprojektor.</w:t>
       </w:r>
     </w:p>
     <w:p>
@@ -632,7 +632,7 @@
         <w:spacing w:after="40"/>
       </w:pPr>
       <w:r>
-        <w:t>Word (tabulka programů) a prohlížeč (hledání CC obrázků).</w:t>
+        <w:t>Word (tabulka programů) a prohlížeč (hledání CC obrázků).</w:t>
       </w:r>
     </w:p>
     <w:p>
@@ -893,7 +893,7 @@
                 <w:sz w:val="21"/>
                 <w:szCs w:val="21"/>
               </w:rPr>
-              <w:t>Úvod a motivace</w:t>
+              <w:t>Úvod a motivace</w:t>
             </w:r>
           </w:p>
         </w:tc>
@@ -922,7 +922,7 @@
                 <w:sz w:val="21"/>
                 <w:szCs w:val="21"/>
               </w:rPr>
-              <w:t>Otázka: „Stáhnout si film z uložiště zdarma — je to krádež, nebo ne? A stáhnout si GIMP zdarma?“ Krátká řízená výměna názorů.</w:t>
+              <w:t>Otázka: „Stáhnout si film z uložiště zdarma — je to krádež, nebo ne? A stáhnout si GIMP zdarma?“ Krátká řízená výměna názorů.</w:t>
             </w:r>
           </w:p>
         </w:tc>
@@ -951,7 +951,7 @@
                 <w:sz w:val="21"/>
                 <w:szCs w:val="21"/>
               </w:rPr>
-              <w:t>Hlasují, argumentují — vzniká potřeba rozlišit, co je legální a proč.</w:t>
+              <w:t>Hlasují, argumentují — vzniká potřeba rozlišit, co je legální a proč.</w:t>
             </w:r>
           </w:p>
         </w:tc>
@@ -1170,7 +1170,7 @@
                 <w:sz w:val="21"/>
                 <w:szCs w:val="21"/>
               </w:rPr>
-              <w:t>Z žákovských třídění vyvodí oficiální dělení: systémový × aplikační; podle licence komerční / freeware / open source / předplatné. Krátce: autorský zákon, CC licence, jak citovat zdroj obrázku.</w:t>
+              <w:t>Z žákovských třídění vyvodí oficiální dělení: systémový × aplikační; podle licence komerční / freeware / open source / předplatné. Krátce: autorský zákon, CC licence, jak citovat zdroj obrázku.</w:t>
             </w:r>
           </w:p>
         </w:tc>
@@ -1294,7 +1294,7 @@
                 <w:sz w:val="21"/>
                 <w:szCs w:val="21"/>
               </w:rPr>
-              <w:t>Zadá úkoly z listu: tabulka programů s licencemi + hledání CC obrázku se správnou citací. Obchází, pomáhá s nejasnými licencemi.</w:t>
+              <w:t>Zadá úkoly z listu: tabulka programů s licencemi + hledání CC obrázku se správnou citací. Obchází, pomáhá s nejasnými licencemi.</w:t>
             </w:r>
           </w:p>
         </w:tc>
@@ -1323,7 +1323,7 @@
                 <w:sz w:val="21"/>
                 <w:szCs w:val="21"/>
               </w:rPr>
-              <w:t>Tvoří tabulku ve Wordu (program → typ → licence), hledají CC obrázek ke svému oboru, vkládají s citací.</w:t>
+              <w:t>Tvoří tabulku ve Wordu (program → typ → licence), hledají CC obrázek ke svému oboru, vkládají s citací.</w:t>
             </w:r>
           </w:p>
         </w:tc>
@@ -1389,7 +1389,7 @@
                 <w:sz w:val="21"/>
                 <w:szCs w:val="21"/>
               </w:rPr>
-              <w:t>Kontrola a odevzdání</w:t>
+              <w:t>Kontrola a odevzdání</w:t>
             </w:r>
           </w:p>
         </w:tc>
@@ -1529,7 +1529,7 @@
                 <w:sz w:val="21"/>
                 <w:szCs w:val="21"/>
               </w:rPr>
-              <w:t>Shrnutí a reflexe</w:t>
+              <w:t>Shrnutí a reflexe</w:t>
             </w:r>
           </w:p>
         </w:tc>
@@ -1558,7 +1558,7 @@
                 <w:sz w:val="21"/>
                 <w:szCs w:val="21"/>
               </w:rPr>
-              <w:t>Kontrolní otázky. Závěr: „Zdarma neznamená bez pravidel — i freeware má licenci.“</w:t>
+              <w:t>Kontrolní otázky. Závěr: „Zdarma neznamená bez pravidel — i freeware má licenci.“</w:t>
             </w:r>
           </w:p>
         </w:tc>
@@ -1623,10 +1623,10 @@
           <w:b/>
           <w:bCs/>
         </w:rPr>
-        <w:t xml:space="preserve">Úvodní otázka o filmu je schválně provokativní. </w:t>
-      </w:r>
-      <w:r>
-        <w:t>Nech zaznít oba názory a nesuď — k právnímu rozlišení dojdeš společně. Vyhni se moralizování, žáky spolehlivě vypne.</w:t>
+        <w:t xml:space="preserve">Úvodní otázka o filmu je schválně provokativní. </w:t>
+      </w:r>
+      <w:r>
+        <w:t>Nech zaznít oba názory a nesuď — k právnímu rozlišení dojdeš společně. Vyhni se moralizování, žáky spolehlivě vypne.</w:t>
       </w:r>
     </w:p>
     <w:p>
@@ -1662,7 +1662,7 @@
         <w:t xml:space="preserve">: </w:t>
       </w:r>
       <w:r>
-        <w:t>freeware = dostaneš hotový koláč zdarma; open source = dostaneš koláč i recept a smíš ho upravovat. Oboje má licenci — pravidla použití.</w:t>
+        <w:t>freeware = dostaneš hotový koláč zdarma; open source = dostaneš koláč i recept a smíš ho upravovat. Oboje má licenci — pravidla použití.</w:t>
       </w:r>
     </w:p>
     <w:p>
@@ -1682,7 +1682,7 @@
         <w:t xml:space="preserve">Pozor na zjednodušení „co je na internetu, je volné“. </w:t>
       </w:r>
       <w:r>
-        <w:t>Opak je pravda: vše je chráněno autorským právem, pokud autor neřekne jinak (právě k tomu slouží CC licence).</w:t>
+        <w:t>Opak je pravda: vše je chráněno autorským právem, pokud autor neřekne jinak (právě k tomu slouží CC licence).</w:t>
       </w:r>
     </w:p>
     <w:p>
@@ -1702,7 +1702,7 @@
         <w:t xml:space="preserve">Vazba na obor: </w:t>
       </w:r>
       <w:r>
-        <w:t>u strojařů/stavařů zmiň ceny profesionálních licencí (CAD software stojí desítky tisíc ročně) a existenci studentských licencí zdarma — to je pro ně velmi praktická informace.</w:t>
+        <w:t>u strojařů/stavařů zmiň ceny profesionálních licencí (CAD software stojí desítky tisíc ročně) a existenci studentských licencí zdarma — to je pro ně velmi praktická informace.</w:t>
       </w:r>
     </w:p>
     <w:p>
@@ -1722,7 +1722,7 @@
         <w:t xml:space="preserve">Jak poznáš porozumění: </w:t>
       </w:r>
       <w:r>
-        <w:t>žák správně zařadí program, který v hodině nezazněl (např. „</w:t>
+        <w:t>žák správně zařadí program, který v hodině nezazněl (např. „</w:t>
       </w:r>
       <w:proofErr w:type="spellStart"/>
       <w:r>
@@ -1730,7 +1730,7 @@
       </w:r>
       <w:proofErr w:type="spellEnd"/>
       <w:r>
-        <w:t>? Aplikační, zdarma s nákupy ve hře.“).</w:t>
+        <w:t>? Aplikační, zdarma s nákupy ve hře.“).</w:t>
       </w:r>
     </w:p>
     <w:p>
@@ -1928,7 +1928,7 @@
                 <w:sz w:val="21"/>
                 <w:szCs w:val="21"/>
               </w:rPr>
-              <w:t>Tabulka jen pro 5 zadaných programů s nabídkou pojmů k výběru; CC obrázek hledá s pomocí učitele přes připravený odkaz.</w:t>
+              <w:t>Tabulka jen pro 5 zadaných programů s nabídkou pojmů k výběru; CC obrázek hledá s pomocí učitele přes připravený odkaz.</w:t>
             </w:r>
           </w:p>
         </w:tc>
@@ -1994,7 +1994,7 @@
                 <w:sz w:val="21"/>
                 <w:szCs w:val="21"/>
               </w:rPr>
-              <w:t>Tabulka 8 programů (z toho 2 vlastní volba), CC obrázek s úplnou citací (autor, zdroj, licence).</w:t>
+              <w:t>Tabulka 8 programů (z toho 2 vlastní volba), CC obrázek s úplnou citací (autor, zdroj, licence).</w:t>
             </w:r>
           </w:p>
         </w:tc>
@@ -2060,7 +2060,7 @@
                 <w:sz w:val="21"/>
                 <w:szCs w:val="21"/>
               </w:rPr>
-              <w:t xml:space="preserve">Bonus: zjistit, pod jakou licencí je oblíbený program žáka, a najít jednu open source alternativu ke komerčnímu programu (např. Photoshop → GIMP, </w:t>
+              <w:t xml:space="preserve">Bonus: zjistit, pod jakou licencí je oblíbený program žáka, a najít jednu open source alternativu ke komerčnímu programu (např. Photoshop → GIMP, </w:t>
             </w:r>
             <w:proofErr w:type="spellStart"/>
             <w:r>
@@ -2111,7 +2111,7 @@
           <w:sz w:val="30"/>
           <w:szCs w:val="30"/>
         </w:rPr>
-        <w:t>Výstup z hodiny</w:t>
+        <w:t>Výstup z hodiny</w:t>
       </w:r>
     </w:p>
     <w:p>
@@ -2119,7 +2119,7 @@
         <w:spacing w:after="100"/>
       </w:pPr>
       <w:r>
-        <w:t>Dokument PRIJMENI_software.docx: tabulka 8 programů (název → systémový/aplikační → typ licence) a vložený obrázek s licencí CC včetně správné citace (autor, zdroj, licence).</w:t>
+        <w:t>Dokument PRIJMENI_software.docx: tabulka 8 programů (název → systémový/aplikační → typ licence) a vložený obrázek s licencí CC včetně správné citace (autor, zdroj, licence).</w:t>
       </w:r>
     </w:p>
     <w:p>
@@ -2295,7 +2295,7 @@
                 <w:sz w:val="21"/>
                 <w:szCs w:val="21"/>
               </w:rPr>
-              <w:t>Tabulka úplná a správná (max. 1 chyba), CC obrázek s úplnou citací.</w:t>
+              <w:t>Tabulka úplná a správná (max. 1 chyba), CC obrázek s úplnou citací.</w:t>
             </w:r>
           </w:p>
         </w:tc>
@@ -2361,7 +2361,7 @@
                 <w:sz w:val="21"/>
                 <w:szCs w:val="21"/>
               </w:rPr>
-              <w:t>2–3 chyby v tabulce nebo neúplná citace (chybí licence/autor).</w:t>
+              <w:t>2–3 chyby v tabulce nebo neúplná citace (chybí licence/autor).</w:t>
             </w:r>
           </w:p>
         </w:tc>
@@ -2427,7 +2427,7 @@
                 <w:sz w:val="21"/>
                 <w:szCs w:val="21"/>
               </w:rPr>
-              <w:t>Tabulka z poloviny správně, obrázek bez citace.</w:t>
+              <w:t>Tabulka z poloviny správně, obrázek bez citace.</w:t>
             </w:r>
           </w:p>
         </w:tc>
@@ -2559,7 +2559,7 @@
                 <w:sz w:val="21"/>
                 <w:szCs w:val="21"/>
               </w:rPr>
-              <w:t>Práce neodevzdána nebo zcela mimo zadání. Pozn.: chybějící/vymyšlený zdroj u obrázku snižuje známku o stupeň.</w:t>
+              <w:t>Práce neodevzdána nebo zcela mimo zadání. Pozn.: chybějící/vymyšlený zdroj u obrázku snižuje známku o stupeň.</w:t>
             </w:r>
           </w:p>
         </w:tc>
@@ -2578,7 +2578,7 @@
           <w:sz w:val="30"/>
           <w:szCs w:val="30"/>
         </w:rPr>
-        <w:t>Možné problémy a jejich řešení</w:t>
+        <w:t>Možné problémy a jejich řešení</w:t>
       </w:r>
     </w:p>
     <w:tbl>
@@ -2775,7 +2775,7 @@
                 <w:sz w:val="21"/>
                 <w:szCs w:val="21"/>
               </w:rPr>
-              <w:t>Spor o zařazení programu (Chrome? Spotify?).</w:t>
+              <w:t>Spor o zařazení programu (Chrome? Spotify?).</w:t>
             </w:r>
           </w:p>
         </w:tc>
@@ -2804,7 +2804,7 @@
                 <w:sz w:val="21"/>
                 <w:szCs w:val="21"/>
               </w:rPr>
-              <w:t>Sporné případy jsou žádoucí — řeš je společně. Chrome = aplikační freeware; Spotify = aplikační, zdarma s reklamou / předplatné.</w:t>
+              <w:t>Sporné případy jsou žádoucí — řeš je společně. Chrome = aplikační freeware; Spotify = aplikační, zdarma s reklamou / předplatné.</w:t>
             </w:r>
           </w:p>
         </w:tc>
@@ -2841,7 +2841,7 @@
                 <w:sz w:val="21"/>
                 <w:szCs w:val="21"/>
               </w:rPr>
-              <w:t>Žáci kopírují první obrázek z Googlu bez licence.</w:t>
+              <w:t>Žáci kopírují první obrázek z Googlu bez licence.</w:t>
             </w:r>
           </w:p>
         </w:tc>
@@ -2870,7 +2870,7 @@
                 <w:sz w:val="21"/>
                 <w:szCs w:val="21"/>
               </w:rPr>
-              <w:t xml:space="preserve">Ukaž filtr licence (Nástroje → Práva k užití) nebo weby </w:t>
+              <w:t xml:space="preserve">Ukaž filtr licence (Nástroje → Práva k užití) nebo weby </w:t>
             </w:r>
             <w:proofErr w:type="spellStart"/>
             <w:r>
@@ -2984,7 +2984,7 @@
                 <w:sz w:val="21"/>
                 <w:szCs w:val="21"/>
               </w:rPr>
-              <w:t>Tabulku programů lze vyplnit z hlavy/výkladu; místo hledání obrázku dej úkol napsat správnou citaci k promítnutému obrázku.</w:t>
+              <w:t>Tabulku programů lze vyplnit z hlavy/výkladu; místo hledání obrázku dej úkol napsat správnou citaci k promítnutému obrázku.</w:t>
             </w:r>
           </w:p>
         </w:tc>
@@ -3050,7 +3050,7 @@
                 <w:sz w:val="21"/>
                 <w:szCs w:val="21"/>
               </w:rPr>
-              <w:t>Bonus s open source alternativami.</w:t>
+              <w:t>Bonus s open source alternativami.</w:t>
             </w:r>
           </w:p>
         </w:tc>
@@ -3098,7 +3098,7 @@
           <w:szCs w:val="30"/>
         </w:rPr>
         <w:lastRenderedPageBreak/>
-        <w:t>Poznámky a reflexe učitele</w:t>
+        <w:t>Poznámky a reflexe učitele</w:t>
       </w:r>
     </w:p>
     <w:p>
